--- a/guidelines/cll/quickref.docx
+++ b/guidelines/cll/quickref.docx
@@ -21,7 +21,7 @@
           <w:color w:val="C41E3A"/>
           <w:sz w:val="22"/>
         </w:rPr>
-        <w:t>v2.0 relapsed/refractory update preview</w:t>
+        <w:t>v2.0 relapsed/refractory update</w:t>
       </w:r>
     </w:p>
     <w:p>
@@ -33,7 +33,7 @@
           <w:color w:val="6B7280"/>
           <w:sz w:val="18"/>
         </w:rPr>
-        <w:t>MHA-CLL-2026-v2.0-preview</w:t>
+        <w:t>MHA-CLL-2026-v2.0</w:t>
         <w:br/>
         <w:t>Evidence and access cut-off: 26 July 2026</w:t>
         <w:br/>
@@ -74,7 +74,7 @@
                 <w:color w:val="C41E3A"/>
                 <w:sz w:val="17"/>
               </w:rPr>
-              <w:t>PROTECTED PREVIEW — PHARMACY VERIFICATION COMPLETE — EXACT-ARTEFACT OWNER APPROVAL PENDING</w:t>
+              <w:t>PUBLISHED EDUCATIONAL GUIDELINE — v2.0 — 27 JULY 2026</w:t>
             </w:r>
           </w:p>
         </w:tc>
@@ -1668,7 +1668,7 @@
     </w:p>
     <w:p>
       <w:r>
-        <w:t>Protected preview. Scope approved 26 July 2026. Independent review and pharmacy verification are complete. Exact-artefact owner approval and separate publication authorisation remain pending. Do not publish or use as the controlled current release.</w:t>
+        <w:t>Published 27 July 2026. Independent review, pharmacy verification and clinical-owner authorisation are complete. Educational clinical decision support only; verify current NICE, NHS, SmPC and local policy before prescribing.</w:t>
       </w:r>
     </w:p>
     <w:sectPr>
@@ -1692,7 +1692,7 @@
         <w:color w:val="6B7280"/>
         <w:sz w:val="15"/>
       </w:rPr>
-      <w:t>MHA-CLL-2026-v2.0-preview  |  Quick reference  |  Evidence cut-off 26 July 2026  |  Not yet published</w:t>
+      <w:t>MHA-CLL-2026-v2.0  |  Quick reference  |  Evidence cut-off 26 July 2026  |  Published 27 July 2026</w:t>
     </w:r>
   </w:p>
   <w:p>
@@ -1765,7 +1765,7 @@
               <w:color w:val="FFFFFF"/>
               <w:sz w:val="16"/>
             </w:rPr>
-            <w:t>PROTECTED PREVIEW</w:t>
+            <w:t>PUBLISHED v2.0</w:t>
           </w:r>
         </w:p>
       </w:tc>
